--- a/Kutyrev_CV_for_website.docx
+++ b/Kutyrev_CV_for_website.docx
@@ -91,20 +91,8 @@
           <w:szCs w:val="22"/>
           <w:lang w:val="en-GB"/>
         </w:rPr>
-        <w:t xml:space="preserve">E-mail: </w:t>
-      </w:r>
-      <w:hyperlink r:id="rId7" w:history="1">
-        <w:r>
-          <w:rPr>
-            <w:rStyle w:val="Hyperlink"/>
-            <w:rFonts w:ascii="Calibri" w:hAnsi="Calibri" w:cs="Calibri"/>
-            <w:sz w:val="22"/>
-            <w:szCs w:val="22"/>
-            <w:lang w:val="en-GB"/>
-          </w:rPr>
-          <w:t>anton.kutyrev@wits.ac.za</w:t>
-        </w:r>
-      </w:hyperlink>
+        <w:t>ORCiD: 0000-0001-5933-6455</w:t>
+      </w:r>
     </w:p>
     <w:p>
       <w:pPr>
@@ -119,15 +107,6 @@
           <w:lang w:val="en-GB"/>
         </w:rPr>
       </w:pPr>
-      <w:r>
-        <w:rPr>
-          <w:rFonts w:ascii="Calibri" w:hAnsi="Calibri" w:cs="Calibri"/>
-          <w:sz w:val="22"/>
-          <w:szCs w:val="22"/>
-          <w:lang w:val="en-GB"/>
-        </w:rPr>
-        <w:t>ORCiD: 0000-0001-5933-6455</w:t>
-      </w:r>
     </w:p>
     <w:p>
       <w:pPr>
@@ -142,6 +121,17 @@
           <w:lang w:val="en-GB"/>
         </w:rPr>
       </w:pPr>
+      <w:r>
+        <w:rPr>
+          <w:rFonts w:ascii="Calibri" w:hAnsi="Calibri" w:cs="Calibri"/>
+          <w:b/>
+          <w:bCs/>
+          <w:sz w:val="22"/>
+          <w:szCs w:val="22"/>
+          <w:lang w:val="en-GB"/>
+        </w:rPr>
+        <w:t>Education</w:t>
+      </w:r>
     </w:p>
     <w:p>
       <w:pPr>
@@ -159,14 +149,266 @@
       <w:r>
         <w:rPr>
           <w:rFonts w:ascii="Calibri" w:hAnsi="Calibri" w:cs="Calibri"/>
+          <w:sz w:val="22"/>
+          <w:szCs w:val="22"/>
+          <w:lang w:val="en-GB"/>
+        </w:rPr>
+        <w:t xml:space="preserve">2020 </w:t>
+      </w:r>
+      <w:r>
+        <w:rPr>
+          <w:rFonts w:ascii="Calibri" w:hAnsi="Calibri" w:cs="Calibri"/>
+          <w:sz w:val="22"/>
+          <w:szCs w:val="22"/>
+          <w:lang w:val="en-GB"/>
+        </w:rPr>
+        <w:t>PhD in Geology and Mineral Sciences,</w:t>
+      </w:r>
+      <w:r>
+        <w:rPr>
+          <w:rFonts w:ascii="Calibri" w:hAnsi="Calibri" w:cs="Calibri"/>
+          <w:sz w:val="22"/>
+          <w:szCs w:val="22"/>
+          <w:lang w:val="en-GB"/>
+        </w:rPr>
+        <w:t xml:space="preserve"> defended 2019,</w:t>
+      </w:r>
+      <w:r>
+        <w:rPr>
+          <w:rFonts w:ascii="Calibri" w:hAnsi="Calibri" w:cs="Calibri"/>
+          <w:sz w:val="22"/>
+          <w:szCs w:val="22"/>
+          <w:lang w:val="en-GB"/>
+        </w:rPr>
+        <w:t xml:space="preserve"> awarded via the Dissertation Council at the V.S. Sobolev Institute of Geology and Mineralogy (SB RAS), 2020; research conducted at the Institute of Volcanology and Seismology (RAS), Petropavlovsk-Kamchatsky.</w:t>
+      </w:r>
+    </w:p>
+    <w:p>
+      <w:pPr>
+        <w:snapToGrid w:val="0"/>
+        <w:spacing w:after="0" w:line="240" w:lineRule="auto"/>
+        <w:ind w:right="106"/>
+        <w:contextualSpacing/>
+        <w:rPr>
+          <w:rFonts w:ascii="Calibri" w:hAnsi="Calibri" w:cs="Calibri"/>
+          <w:sz w:val="22"/>
+          <w:szCs w:val="22"/>
+          <w:lang w:val="en-GB"/>
+        </w:rPr>
+      </w:pPr>
+      <w:r>
+        <w:rPr>
+          <w:rFonts w:ascii="Calibri" w:hAnsi="Calibri" w:cs="Calibri"/>
+          <w:sz w:val="22"/>
+          <w:szCs w:val="22"/>
+          <w:lang w:val="en-GB"/>
+        </w:rPr>
+        <w:t>2017 Saint Petersburg Mining University, Russia. Specialist degree with Distinction in Applied Geology (</w:t>
+      </w:r>
+      <w:r>
+        <w:rPr>
+          <w:rFonts w:ascii="Calibri" w:hAnsi="Calibri" w:cs="Calibri"/>
+          <w:sz w:val="22"/>
+          <w:szCs w:val="22"/>
+          <w:lang w:val="en-GB"/>
+        </w:rPr>
+        <w:t>5-year</w:t>
+      </w:r>
+      <w:r>
+        <w:rPr>
+          <w:rFonts w:ascii="Calibri" w:hAnsi="Calibri" w:cs="Calibri"/>
+          <w:sz w:val="22"/>
+          <w:szCs w:val="22"/>
+          <w:lang w:val="en-GB"/>
+        </w:rPr>
+        <w:t xml:space="preserve"> full-time program, broadly equivalent to a Master of Science).</w:t>
+      </w:r>
+    </w:p>
+    <w:p>
+      <w:pPr>
+        <w:snapToGrid w:val="0"/>
+        <w:spacing w:after="0" w:line="240" w:lineRule="auto"/>
+        <w:ind w:right="106"/>
+        <w:contextualSpacing/>
+        <w:rPr>
+          <w:rFonts w:ascii="Calibri" w:hAnsi="Calibri" w:cs="Calibri"/>
+          <w:sz w:val="22"/>
+          <w:szCs w:val="22"/>
+          <w:lang w:val="en-GB"/>
+        </w:rPr>
+      </w:pPr>
+    </w:p>
+    <w:p>
+      <w:pPr>
+        <w:snapToGrid w:val="0"/>
+        <w:spacing w:after="0" w:line="240" w:lineRule="auto"/>
+        <w:ind w:right="106"/>
+        <w:contextualSpacing/>
+        <w:rPr>
+          <w:rFonts w:ascii="Calibri" w:hAnsi="Calibri" w:cs="Calibri"/>
           <w:b/>
           <w:bCs/>
           <w:sz w:val="22"/>
           <w:szCs w:val="22"/>
           <w:lang w:val="en-GB"/>
         </w:rPr>
-        <w:t>Education</w:t>
-      </w:r>
+      </w:pPr>
+      <w:r>
+        <w:rPr>
+          <w:rFonts w:ascii="Calibri" w:hAnsi="Calibri" w:cs="Calibri"/>
+          <w:b/>
+          <w:bCs/>
+          <w:sz w:val="22"/>
+          <w:szCs w:val="22"/>
+          <w:lang w:val="en-GB"/>
+        </w:rPr>
+        <w:t>Academic appointments</w:t>
+      </w:r>
+    </w:p>
+    <w:p>
+      <w:pPr/>
+      <w:r>
+        <w:t>Current Lecturer in Exploration Geology, Cardiff University Kazakhstan, Astana, Kazakhstan. Research and teaching in economic and exploration geology, including layered intrusions, chromitites, platinum-group elements, critical minerals, and isotope geochemistry. Current duties combine teaching and curriculum development in the geology programme with research in economic and exploration geology. This includes delivering Year 1 teaching, developing a new field course for the Kazakhstan programme, and building field-based learning into the curriculum. I teach World of Dynamic Environments (EA3504), a 20-credit Year 1 module that uses geological and environmental case studies to introduce students to dynamic Earth systems.</w:t>
+      </w:r>
+    </w:p>
+    <w:p>
+      <w:pPr>
+        <w:snapToGrid w:val="0"/>
+        <w:spacing w:after="0" w:line="240" w:lineRule="auto"/>
+        <w:contextualSpacing/>
+        <w:rPr>
+          <w:rFonts w:ascii="Calibri" w:hAnsi="Calibri" w:cs="Calibri"/>
+          <w:sz w:val="22"/>
+          <w:szCs w:val="22"/>
+          <w:lang w:val="en-GB"/>
+        </w:rPr>
+      </w:pPr>
+      <w:r>
+        <w:t>2025–2026 Postdoctoral Research Fellow, School of Geosciences, University of the Witwatersrand, Johannesburg, South Africa. Research on critical minerals in layered mafic-ultramafic intrusions and Bushveld chromitites within the DSTI CIMERA industry–public consortium, with a focus on Ni-Cu-PGE systems, chromitites, and the petrogenesis of the Critical Zone.</w:t>
+      </w:r>
+    </w:p>
+    <w:p>
+      <w:pPr>
+        <w:snapToGrid w:val="0"/>
+        <w:spacing w:after="0" w:line="240" w:lineRule="auto"/>
+        <w:contextualSpacing/>
+        <w:rPr>
+          <w:rFonts w:ascii="Calibri" w:hAnsi="Calibri" w:cs="Calibri"/>
+          <w:sz w:val="22"/>
+          <w:szCs w:val="22"/>
+          <w:lang w:val="en-GB"/>
+        </w:rPr>
+      </w:pPr>
+      <w:r>
+        <w:rPr>
+          <w:rFonts w:ascii="Calibri" w:hAnsi="Calibri" w:cs="Calibri"/>
+          <w:sz w:val="22"/>
+          <w:szCs w:val="22"/>
+          <w:lang w:val="en-GB"/>
+        </w:rPr>
+        <w:t>2023–2025 Research Associate, School of Earth and Environmental Sciences, Cardiff University, Wales, UK. Critical-minerals and PGE geochemistry in layered intrusions and related volcanic rocks, as part of the Horizon Europe SEMACRET consortium on energy-transition mineral systems, in an interdisciplinary team spanning geology, geophysics, and social sciences.</w:t>
+      </w:r>
+    </w:p>
+    <w:p>
+      <w:pPr>
+        <w:snapToGrid w:val="0"/>
+        <w:spacing w:after="0" w:line="240" w:lineRule="auto"/>
+        <w:contextualSpacing/>
+        <w:rPr>
+          <w:rFonts w:ascii="Calibri" w:hAnsi="Calibri" w:cs="Calibri"/>
+          <w:sz w:val="22"/>
+          <w:szCs w:val="22"/>
+          <w:lang w:val="en-GB"/>
+        </w:rPr>
+      </w:pPr>
+      <w:r>
+        <w:rPr>
+          <w:rFonts w:ascii="Calibri" w:hAnsi="Calibri" w:cs="Calibri"/>
+          <w:sz w:val="22"/>
+          <w:szCs w:val="22"/>
+          <w:lang w:val="en-GB"/>
+        </w:rPr>
+        <w:t>2022–2023 Fulbright Visiting Scholar, School of Earth Sciences, University of Oregon, USA. Investigation of Early Archean climate using triple oxygen and hydrogen isotopes in metalavas from the 3.8 Ga Saglek-Hebron terrane, including development of isotope fractionation models.</w:t>
+      </w:r>
+    </w:p>
+    <w:p>
+      <w:pPr>
+        <w:snapToGrid w:val="0"/>
+        <w:spacing w:after="0" w:line="240" w:lineRule="auto"/>
+        <w:contextualSpacing/>
+        <w:rPr>
+          <w:rFonts w:ascii="Calibri" w:hAnsi="Calibri" w:cs="Calibri"/>
+          <w:sz w:val="22"/>
+          <w:szCs w:val="22"/>
+          <w:lang w:val="en-GB"/>
+        </w:rPr>
+      </w:pPr>
+      <w:r>
+        <w:rPr>
+          <w:rFonts w:ascii="Calibri" w:hAnsi="Calibri" w:cs="Calibri"/>
+          <w:sz w:val="22"/>
+          <w:szCs w:val="22"/>
+          <w:lang w:val="en-GB"/>
+        </w:rPr>
+        <w:t>2020–2022 Research Associate, Institute of Volcanology and Seismology, Petropavlovsk-Kamchatsky, Russia. Research on PGE mineralization and hydrothermal processes in subduction-related magmatic systems in Kamchatka.</w:t>
+      </w:r>
+    </w:p>
+    <w:p>
+      <w:pPr>
+        <w:snapToGrid w:val="0"/>
+        <w:spacing w:after="0" w:line="240" w:lineRule="auto"/>
+        <w:contextualSpacing/>
+        <w:rPr>
+          <w:rFonts w:ascii="Calibri" w:hAnsi="Calibri" w:cs="Calibri"/>
+          <w:sz w:val="22"/>
+          <w:szCs w:val="22"/>
+          <w:lang w:val="en-GB"/>
+        </w:rPr>
+      </w:pPr>
+      <w:r>
+        <w:rPr>
+          <w:rFonts w:ascii="Calibri" w:hAnsi="Calibri" w:cs="Calibri"/>
+          <w:sz w:val="22"/>
+          <w:szCs w:val="22"/>
+          <w:lang w:val="en-GB"/>
+        </w:rPr>
+        <w:t>2017–2020 PhD candidate, Institute of Volcanology and Seismology, Petropavlovsk-Kamchatsky, Russia. Doctoral research on geology and platinum mineralization of concentrically zoned dunite-clinopyroxenite-gabbro complexes of the Tamanvayam and Epilchik groups.</w:t>
+      </w:r>
+    </w:p>
+    <w:p>
+      <w:pPr>
+        <w:snapToGrid w:val="0"/>
+        <w:spacing w:after="0" w:line="240" w:lineRule="auto"/>
+        <w:contextualSpacing/>
+        <w:rPr>
+          <w:rFonts w:ascii="Calibri" w:hAnsi="Calibri" w:cs="Calibri"/>
+          <w:sz w:val="22"/>
+          <w:szCs w:val="22"/>
+          <w:lang w:val="en-GB"/>
+        </w:rPr>
+      </w:pPr>
+      <w:r>
+        <w:rPr>
+          <w:rFonts w:ascii="Calibri" w:hAnsi="Calibri" w:cs="Calibri"/>
+          <w:sz w:val="22"/>
+          <w:szCs w:val="22"/>
+          <w:lang w:val="en-GB"/>
+        </w:rPr>
+        <w:t>2012–2017 Engineer (0.5 FTE), Karpinsky Russian Geological Institute, Saint-Petersburg, Russia. Work on regional geology and petrology, including petrography and geochemical data for igneous and metamorphic rocks.</w:t>
+      </w:r>
+    </w:p>
+    <w:p>
+      <w:pPr>
+        <w:snapToGrid w:val="0"/>
+        <w:spacing w:after="0" w:line="240" w:lineRule="auto"/>
+        <w:contextualSpacing/>
+        <w:rPr>
+          <w:rFonts w:ascii="Calibri" w:hAnsi="Calibri" w:cs="Calibri"/>
+          <w:sz w:val="22"/>
+          <w:szCs w:val="22"/>
+          <w:lang w:val="en-GB"/>
+        </w:rPr>
+      </w:pPr>
     </w:p>
     <w:p>
       <w:pPr>
@@ -176,47 +418,121 @@
         <w:contextualSpacing/>
         <w:rPr>
           <w:rFonts w:ascii="Calibri" w:hAnsi="Calibri" w:cs="Calibri"/>
-          <w:sz w:val="22"/>
-          <w:szCs w:val="22"/>
-          <w:lang w:val="en-GB"/>
-        </w:rPr>
-      </w:pPr>
-      <w:r>
-        <w:rPr>
-          <w:rFonts w:ascii="Calibri" w:hAnsi="Calibri" w:cs="Calibri"/>
-          <w:sz w:val="22"/>
-          <w:szCs w:val="22"/>
-          <w:lang w:val="en-GB"/>
-        </w:rPr>
-        <w:t xml:space="preserve">2020 </w:t>
-      </w:r>
-      <w:r>
-        <w:rPr>
-          <w:rFonts w:ascii="Calibri" w:hAnsi="Calibri" w:cs="Calibri"/>
-          <w:sz w:val="22"/>
-          <w:szCs w:val="22"/>
-          <w:lang w:val="en-GB"/>
-        </w:rPr>
-        <w:t>PhD in Geology and Mineral Sciences,</w:t>
-      </w:r>
-      <w:r>
-        <w:rPr>
-          <w:rFonts w:ascii="Calibri" w:hAnsi="Calibri" w:cs="Calibri"/>
-          <w:sz w:val="22"/>
-          <w:szCs w:val="22"/>
-          <w:lang w:val="en-GB"/>
-        </w:rPr>
-        <w:t xml:space="preserve"> defended 2019,</w:t>
-      </w:r>
-      <w:r>
-        <w:rPr>
-          <w:rFonts w:ascii="Calibri" w:hAnsi="Calibri" w:cs="Calibri"/>
-          <w:sz w:val="22"/>
-          <w:szCs w:val="22"/>
-          <w:lang w:val="en-GB"/>
-        </w:rPr>
-        <w:t xml:space="preserve"> awarded via the Dissertation Council at the V.S. Sobolev Institute of Geology and Mineralogy (SB RAS), 2020; research conducted at the Institute of Volcanology and Seismology (RAS), Petropavlovsk-Kamchatsky.</w:t>
-      </w:r>
+          <w:b/>
+          <w:bCs/>
+          <w:sz w:val="22"/>
+          <w:szCs w:val="22"/>
+          <w:lang w:val="en-GB"/>
+        </w:rPr>
+      </w:pPr>
+      <w:r>
+        <w:rPr>
+          <w:rFonts w:ascii="Calibri" w:hAnsi="Calibri" w:cs="Calibri"/>
+          <w:b/>
+          <w:bCs/>
+          <w:sz w:val="22"/>
+          <w:szCs w:val="22"/>
+          <w:lang w:val="en-GB"/>
+        </w:rPr>
+        <w:t>Industry appointments</w:t>
+      </w:r>
+    </w:p>
+    <w:p>
+      <w:pPr>
+        <w:snapToGrid w:val="0"/>
+        <w:spacing w:after="0" w:line="240" w:lineRule="auto"/>
+        <w:contextualSpacing/>
+        <w:rPr>
+          <w:rFonts w:ascii="Calibri" w:hAnsi="Calibri" w:cs="Calibri"/>
+          <w:sz w:val="22"/>
+          <w:szCs w:val="22"/>
+          <w:lang w:val="en-GB"/>
+        </w:rPr>
+      </w:pPr>
+      <w:r>
+        <w:rPr>
+          <w:rFonts w:ascii="Calibri" w:hAnsi="Calibri" w:cs="Calibri"/>
+          <w:sz w:val="22"/>
+          <w:szCs w:val="22"/>
+          <w:lang w:val="en-GB"/>
+        </w:rPr>
+        <w:t>2018 Geologist (summer fieldwork), Kirganik Ltd. (Amur Minerals subsidiary), Kamchatka, Russia. Exploration for porphyry Cu and epithermal Au systems, including field mapping, alteration and mineralization logging, and geochemical sampling.</w:t>
+      </w:r>
+    </w:p>
+    <w:p>
+      <w:pPr>
+        <w:snapToGrid w:val="0"/>
+        <w:spacing w:after="0" w:line="240" w:lineRule="auto"/>
+        <w:contextualSpacing/>
+        <w:rPr>
+          <w:rFonts w:ascii="Calibri" w:hAnsi="Calibri" w:cs="Calibri"/>
+          <w:sz w:val="22"/>
+          <w:szCs w:val="22"/>
+          <w:lang w:val="en-GB"/>
+        </w:rPr>
+      </w:pPr>
+      <w:r>
+        <w:rPr>
+          <w:rFonts w:ascii="Calibri" w:hAnsi="Calibri" w:cs="Calibri"/>
+          <w:sz w:val="22"/>
+          <w:szCs w:val="22"/>
+          <w:lang w:val="en-GB"/>
+        </w:rPr>
+        <w:t>2016–2017 Geologist (summer fieldwork</w:t>
+      </w:r>
+      <w:r>
+        <w:rPr>
+          <w:rFonts w:ascii="Calibri" w:hAnsi="Calibri" w:cs="Calibri"/>
+          <w:sz w:val="22"/>
+          <w:szCs w:val="22"/>
+          <w:lang w:val="en-GB"/>
+        </w:rPr>
+        <w:t>s</w:t>
+      </w:r>
+      <w:r>
+        <w:rPr>
+          <w:rFonts w:ascii="Calibri" w:hAnsi="Calibri" w:cs="Calibri"/>
+          <w:sz w:val="22"/>
+          <w:szCs w:val="22"/>
+          <w:lang w:val="en-GB"/>
+        </w:rPr>
+        <w:t>), Kamp Ltd., Kamchatka, Russia. Junior exploration for PGE mineralization, including prospecting, field mapping, heavy-mineral sampling, rock and soil geochemical sampling.</w:t>
+      </w:r>
+    </w:p>
+    <w:p>
+      <w:pPr>
+        <w:snapToGrid w:val="0"/>
+        <w:spacing w:after="0" w:line="240" w:lineRule="auto"/>
+        <w:contextualSpacing/>
+        <w:rPr>
+          <w:rFonts w:ascii="Calibri" w:hAnsi="Calibri" w:cs="Calibri"/>
+          <w:sz w:val="22"/>
+          <w:szCs w:val="22"/>
+          <w:lang w:val="en-GB"/>
+        </w:rPr>
+      </w:pPr>
+      <w:r>
+        <w:rPr>
+          <w:rFonts w:ascii="Calibri" w:hAnsi="Calibri" w:cs="Calibri"/>
+          <w:sz w:val="22"/>
+          <w:szCs w:val="22"/>
+          <w:lang w:val="en-GB"/>
+        </w:rPr>
+        <w:t>2015 Field technician (summer fieldwork), Kamchatgeologia, Kamchatka, Russia. Regional geological mapping at 1:200 000 scale, including traverses, outcrop description, and systematic sampling for petrography and geochemistry.</w:t>
+      </w:r>
+    </w:p>
+    <w:p>
+      <w:pPr>
+        <w:snapToGrid w:val="0"/>
+        <w:spacing w:after="0" w:line="240" w:lineRule="auto"/>
+        <w:contextualSpacing/>
+        <w:rPr>
+          <w:rFonts w:ascii="Calibri" w:hAnsi="Calibri" w:cs="Calibri"/>
+          <w:sz w:val="22"/>
+          <w:szCs w:val="22"/>
+          <w:lang w:val="en-GB"/>
+        </w:rPr>
+      </w:pPr>
     </w:p>
     <w:p>
       <w:pPr>
@@ -226,37 +542,23 @@
         <w:contextualSpacing/>
         <w:rPr>
           <w:rFonts w:ascii="Calibri" w:hAnsi="Calibri" w:cs="Calibri"/>
-          <w:sz w:val="22"/>
-          <w:szCs w:val="22"/>
-          <w:lang w:val="en-GB"/>
-        </w:rPr>
-      </w:pPr>
-      <w:r>
-        <w:rPr>
-          <w:rFonts w:ascii="Calibri" w:hAnsi="Calibri" w:cs="Calibri"/>
-          <w:sz w:val="22"/>
-          <w:szCs w:val="22"/>
-          <w:lang w:val="en-GB"/>
-        </w:rPr>
-        <w:t>2017 Saint Petersburg Mining University, Russia. Specialist degree with Distinction in Applied Geology (</w:t>
-      </w:r>
-      <w:r>
-        <w:rPr>
-          <w:rFonts w:ascii="Calibri" w:hAnsi="Calibri" w:cs="Calibri"/>
-          <w:sz w:val="22"/>
-          <w:szCs w:val="22"/>
-          <w:lang w:val="en-GB"/>
-        </w:rPr>
-        <w:t>5-year</w:t>
-      </w:r>
-      <w:r>
-        <w:rPr>
-          <w:rFonts w:ascii="Calibri" w:hAnsi="Calibri" w:cs="Calibri"/>
-          <w:sz w:val="22"/>
-          <w:szCs w:val="22"/>
-          <w:lang w:val="en-GB"/>
-        </w:rPr>
-        <w:t xml:space="preserve"> full-time program, broadly equivalent to a Master of Science).</w:t>
+          <w:b/>
+          <w:bCs/>
+          <w:sz w:val="22"/>
+          <w:szCs w:val="22"/>
+          <w:lang w:val="en-GB"/>
+        </w:rPr>
+      </w:pPr>
+      <w:r>
+        <w:rPr>
+          <w:rFonts w:ascii="Calibri" w:hAnsi="Calibri" w:cs="Calibri"/>
+          <w:b/>
+          <w:bCs/>
+          <w:sz w:val="22"/>
+          <w:szCs w:val="22"/>
+          <w:lang w:val="en-GB"/>
+        </w:rPr>
+        <w:t>Research focus</w:t>
       </w:r>
     </w:p>
     <w:p>
@@ -272,6 +574,25 @@
           <w:lang w:val="en-GB"/>
         </w:rPr>
       </w:pPr>
+      <w:r>
+        <w:rPr>
+          <w:rFonts w:ascii="Calibri" w:hAnsi="Calibri" w:cs="Calibri"/>
+          <w:sz w:val="22"/>
+          <w:szCs w:val="22"/>
+          <w:lang w:val="en-GB"/>
+        </w:rPr>
+        <w:t xml:space="preserve">Petrology and mineralogy of mafic-ultramafic and island-arc systems; melt-rock and fluid-rock interaction; origin of chromitites; PGE mineralogy from hand-sample to nanoscale, including alloys and PGE oxides; PGE/PGM cycling and mobility in melts and fluids in ultramafic rocks and layered intrusions; oxygen </w:t>
+      </w:r>
+      <w:r>
+        <w:rPr>
+          <w:rFonts w:ascii="Calibri" w:hAnsi="Calibri" w:cs="Calibri"/>
+          <w:sz w:val="22"/>
+          <w:szCs w:val="22"/>
+          <w:lang w:val="en-GB"/>
+        </w:rPr>
+        <w:lastRenderedPageBreak/>
+        <w:t>isotopes as tracers of crustal recycling and early Earth surface environments; critical minerals in the context of the energy transition.</w:t>
+      </w:r>
     </w:p>
     <w:p>
       <w:pPr>
@@ -281,391 +602,47 @@
         <w:contextualSpacing/>
         <w:rPr>
           <w:rFonts w:ascii="Calibri" w:hAnsi="Calibri" w:cs="Calibri"/>
+          <w:sz w:val="22"/>
+          <w:szCs w:val="22"/>
+          <w:lang w:val="en-GB"/>
+        </w:rPr>
+      </w:pPr>
+    </w:p>
+    <w:p>
+      <w:pPr>
+        <w:snapToGrid w:val="0"/>
+        <w:spacing w:after="0" w:line="240" w:lineRule="auto"/>
+        <w:ind w:right="106"/>
+        <w:contextualSpacing/>
+        <w:rPr>
+          <w:rFonts w:ascii="Calibri" w:hAnsi="Calibri" w:cs="Calibri"/>
+          <w:sz w:val="22"/>
+          <w:szCs w:val="22"/>
+          <w:lang w:val="en-GB"/>
+        </w:rPr>
+      </w:pPr>
+      <w:r>
+        <w:rPr>
+          <w:rFonts w:ascii="Calibri" w:hAnsi="Calibri" w:cs="Calibri"/>
           <w:b/>
           <w:bCs/>
           <w:sz w:val="22"/>
           <w:szCs w:val="22"/>
           <w:lang w:val="en-GB"/>
         </w:rPr>
-      </w:pPr>
-      <w:r>
-        <w:rPr>
-          <w:rFonts w:ascii="Calibri" w:hAnsi="Calibri" w:cs="Calibri"/>
-          <w:b/>
-          <w:bCs/>
-          <w:sz w:val="22"/>
-          <w:szCs w:val="22"/>
-          <w:lang w:val="en-GB"/>
-        </w:rPr>
-        <w:t>Academic appointments</w:t>
-      </w:r>
-    </w:p>
-    <w:p>
-      <w:pPr>
-        <w:snapToGrid w:val="0"/>
-        <w:spacing w:after="0" w:line="240" w:lineRule="auto"/>
-        <w:contextualSpacing/>
-        <w:rPr>
-          <w:rFonts w:ascii="Calibri" w:hAnsi="Calibri" w:cs="Calibri"/>
-          <w:sz w:val="22"/>
-          <w:szCs w:val="22"/>
-          <w:lang w:val="en-GB"/>
-        </w:rPr>
-      </w:pPr>
-      <w:r>
-        <w:rPr>
-          <w:rFonts w:ascii="Calibri" w:hAnsi="Calibri" w:cs="Calibri"/>
-          <w:sz w:val="22"/>
-          <w:szCs w:val="22"/>
-          <w:lang w:val="en-GB"/>
-        </w:rPr>
-        <w:t>2025–present Postdoctoral Research Fellow, School of Geosciences, University of the Witwatersrand, Johannesburg, South Africa. Research on critical minerals in layered mafic-ultramafic intrusions and Bushveld chromitites within the DSTI CIMERA industry–public consortium, with a focus on Ni-Cu-PGE systems, chromitites, and the petrogenesis of the Critical Zone.</w:t>
-      </w:r>
-    </w:p>
-    <w:p>
-      <w:pPr>
-        <w:snapToGrid w:val="0"/>
-        <w:spacing w:after="0" w:line="240" w:lineRule="auto"/>
-        <w:contextualSpacing/>
-        <w:rPr>
-          <w:rFonts w:ascii="Calibri" w:hAnsi="Calibri" w:cs="Calibri"/>
-          <w:sz w:val="22"/>
-          <w:szCs w:val="22"/>
-          <w:lang w:val="en-GB"/>
-        </w:rPr>
-      </w:pPr>
-      <w:r>
-        <w:rPr>
-          <w:rFonts w:ascii="Calibri" w:hAnsi="Calibri" w:cs="Calibri"/>
-          <w:sz w:val="22"/>
-          <w:szCs w:val="22"/>
-          <w:lang w:val="en-GB"/>
-        </w:rPr>
-        <w:t>2023–2025 Research Associate, School of Earth and Environmental Sciences, Cardiff University, Wales, UK. Critical-minerals and PGE geochemistry in layered intrusions and related volcanic rocks, as part of the Horizon Europe SEMACRET consortium on energy-transition mineral systems, in an interdisciplinary team spanning geology, geophysics, and social sciences.</w:t>
-      </w:r>
-    </w:p>
-    <w:p>
-      <w:pPr>
-        <w:snapToGrid w:val="0"/>
-        <w:spacing w:after="0" w:line="240" w:lineRule="auto"/>
-        <w:contextualSpacing/>
-        <w:rPr>
-          <w:rFonts w:ascii="Calibri" w:hAnsi="Calibri" w:cs="Calibri"/>
-          <w:sz w:val="22"/>
-          <w:szCs w:val="22"/>
-          <w:lang w:val="en-GB"/>
-        </w:rPr>
-      </w:pPr>
-      <w:r>
-        <w:rPr>
-          <w:rFonts w:ascii="Calibri" w:hAnsi="Calibri" w:cs="Calibri"/>
-          <w:sz w:val="22"/>
-          <w:szCs w:val="22"/>
-          <w:lang w:val="en-GB"/>
-        </w:rPr>
-        <w:t>2022–2023 Fulbright Visiting Scholar, School of Earth Sciences, University of Oregon, USA. Investigation of Early Archean climate using triple oxygen and hydrogen isotopes in metalavas from the 3.8 Ga Saglek-Hebron terrane, including development of isotope fractionation models.</w:t>
-      </w:r>
-    </w:p>
-    <w:p>
-      <w:pPr>
-        <w:snapToGrid w:val="0"/>
-        <w:spacing w:after="0" w:line="240" w:lineRule="auto"/>
-        <w:contextualSpacing/>
-        <w:rPr>
-          <w:rFonts w:ascii="Calibri" w:hAnsi="Calibri" w:cs="Calibri"/>
-          <w:sz w:val="22"/>
-          <w:szCs w:val="22"/>
-          <w:lang w:val="en-GB"/>
-        </w:rPr>
-      </w:pPr>
-      <w:r>
-        <w:rPr>
-          <w:rFonts w:ascii="Calibri" w:hAnsi="Calibri" w:cs="Calibri"/>
-          <w:sz w:val="22"/>
-          <w:szCs w:val="22"/>
-          <w:lang w:val="en-GB"/>
-        </w:rPr>
-        <w:t>2020–2022 Research Associate, Institute of Volcanology and Seismology, Petropavlovsk-Kamchatsky, Russia. Research on PGE mineralization and hydrothermal processes in subduction-related magmatic systems in Kamchatka.</w:t>
-      </w:r>
-    </w:p>
-    <w:p>
-      <w:pPr>
-        <w:snapToGrid w:val="0"/>
-        <w:spacing w:after="0" w:line="240" w:lineRule="auto"/>
-        <w:contextualSpacing/>
-        <w:rPr>
-          <w:rFonts w:ascii="Calibri" w:hAnsi="Calibri" w:cs="Calibri"/>
-          <w:sz w:val="22"/>
-          <w:szCs w:val="22"/>
-          <w:lang w:val="en-GB"/>
-        </w:rPr>
-      </w:pPr>
-      <w:r>
-        <w:rPr>
-          <w:rFonts w:ascii="Calibri" w:hAnsi="Calibri" w:cs="Calibri"/>
-          <w:sz w:val="22"/>
-          <w:szCs w:val="22"/>
-          <w:lang w:val="en-GB"/>
-        </w:rPr>
-        <w:t>2017–2020 PhD candidate, Institute of Volcanology and Seismology, Petropavlovsk-Kamchatsky, Russia. Doctoral research on geology and platinum mineralization of concentrically zoned dunite-clinopyroxenite-gabbro complexes of the Tamanvayam and Epilchik groups.</w:t>
-      </w:r>
-    </w:p>
-    <w:p>
-      <w:pPr>
-        <w:snapToGrid w:val="0"/>
-        <w:spacing w:after="0" w:line="240" w:lineRule="auto"/>
-        <w:contextualSpacing/>
-        <w:rPr>
-          <w:rFonts w:ascii="Calibri" w:hAnsi="Calibri" w:cs="Calibri"/>
-          <w:sz w:val="22"/>
-          <w:szCs w:val="22"/>
-          <w:lang w:val="en-GB"/>
-        </w:rPr>
-      </w:pPr>
-      <w:r>
-        <w:rPr>
-          <w:rFonts w:ascii="Calibri" w:hAnsi="Calibri" w:cs="Calibri"/>
-          <w:sz w:val="22"/>
-          <w:szCs w:val="22"/>
-          <w:lang w:val="en-GB"/>
-        </w:rPr>
-        <w:t>2012–2017 Engineer (0.5 FTE), Karpinsky Russian Geological Institute, Saint-Petersburg, Russia. Work on regional geology and petrology, including petrography and geochemical data for igneous and metamorphic rocks.</w:t>
-      </w:r>
-    </w:p>
-    <w:p>
-      <w:pPr>
-        <w:snapToGrid w:val="0"/>
-        <w:spacing w:after="0" w:line="240" w:lineRule="auto"/>
-        <w:contextualSpacing/>
-        <w:rPr>
-          <w:rFonts w:ascii="Calibri" w:hAnsi="Calibri" w:cs="Calibri"/>
-          <w:sz w:val="22"/>
-          <w:szCs w:val="22"/>
-          <w:lang w:val="en-GB"/>
-        </w:rPr>
-      </w:pPr>
-    </w:p>
-    <w:p>
-      <w:pPr>
-        <w:snapToGrid w:val="0"/>
-        <w:spacing w:after="0" w:line="240" w:lineRule="auto"/>
-        <w:ind w:right="106"/>
-        <w:contextualSpacing/>
-        <w:rPr>
-          <w:rFonts w:ascii="Calibri" w:hAnsi="Calibri" w:cs="Calibri"/>
-          <w:b/>
-          <w:bCs/>
-          <w:sz w:val="22"/>
-          <w:szCs w:val="22"/>
-          <w:lang w:val="en-GB"/>
-        </w:rPr>
-      </w:pPr>
-      <w:r>
-        <w:rPr>
-          <w:rFonts w:ascii="Calibri" w:hAnsi="Calibri" w:cs="Calibri"/>
-          <w:b/>
-          <w:bCs/>
-          <w:sz w:val="22"/>
-          <w:szCs w:val="22"/>
-          <w:lang w:val="en-GB"/>
-        </w:rPr>
-        <w:t>Industry appointments</w:t>
-      </w:r>
-    </w:p>
-    <w:p>
-      <w:pPr>
-        <w:snapToGrid w:val="0"/>
-        <w:spacing w:after="0" w:line="240" w:lineRule="auto"/>
-        <w:contextualSpacing/>
-        <w:rPr>
-          <w:rFonts w:ascii="Calibri" w:hAnsi="Calibri" w:cs="Calibri"/>
-          <w:sz w:val="22"/>
-          <w:szCs w:val="22"/>
-          <w:lang w:val="en-GB"/>
-        </w:rPr>
-      </w:pPr>
-      <w:r>
-        <w:rPr>
-          <w:rFonts w:ascii="Calibri" w:hAnsi="Calibri" w:cs="Calibri"/>
-          <w:sz w:val="22"/>
-          <w:szCs w:val="22"/>
-          <w:lang w:val="en-GB"/>
-        </w:rPr>
-        <w:t>2018 Geologist (summer fieldwork), Kirganik Ltd. (Amur Minerals subsidiary), Kamchatka, Russia. Exploration for porphyry Cu and epithermal Au systems, including field mapping, alteration and mineralization logging, and geochemical sampling.</w:t>
-      </w:r>
-    </w:p>
-    <w:p>
-      <w:pPr>
-        <w:snapToGrid w:val="0"/>
-        <w:spacing w:after="0" w:line="240" w:lineRule="auto"/>
-        <w:contextualSpacing/>
-        <w:rPr>
-          <w:rFonts w:ascii="Calibri" w:hAnsi="Calibri" w:cs="Calibri"/>
-          <w:sz w:val="22"/>
-          <w:szCs w:val="22"/>
-          <w:lang w:val="en-GB"/>
-        </w:rPr>
-      </w:pPr>
-      <w:r>
-        <w:rPr>
-          <w:rFonts w:ascii="Calibri" w:hAnsi="Calibri" w:cs="Calibri"/>
-          <w:sz w:val="22"/>
-          <w:szCs w:val="22"/>
-          <w:lang w:val="en-GB"/>
-        </w:rPr>
-        <w:t>2016–2017 Geologist (summer fieldwork</w:t>
-      </w:r>
-      <w:r>
-        <w:rPr>
-          <w:rFonts w:ascii="Calibri" w:hAnsi="Calibri" w:cs="Calibri"/>
-          <w:sz w:val="22"/>
-          <w:szCs w:val="22"/>
-          <w:lang w:val="en-GB"/>
-        </w:rPr>
-        <w:t>s</w:t>
-      </w:r>
-      <w:r>
-        <w:rPr>
-          <w:rFonts w:ascii="Calibri" w:hAnsi="Calibri" w:cs="Calibri"/>
-          <w:sz w:val="22"/>
-          <w:szCs w:val="22"/>
-          <w:lang w:val="en-GB"/>
-        </w:rPr>
-        <w:t>), Kamp Ltd., Kamchatka, Russia. Junior exploration for PGE mineralization, including prospecting, field mapping, heavy-mineral sampling, rock and soil geochemical sampling.</w:t>
-      </w:r>
-    </w:p>
-    <w:p>
-      <w:pPr>
-        <w:snapToGrid w:val="0"/>
-        <w:spacing w:after="0" w:line="240" w:lineRule="auto"/>
-        <w:contextualSpacing/>
-        <w:rPr>
-          <w:rFonts w:ascii="Calibri" w:hAnsi="Calibri" w:cs="Calibri"/>
-          <w:sz w:val="22"/>
-          <w:szCs w:val="22"/>
-          <w:lang w:val="en-GB"/>
-        </w:rPr>
-      </w:pPr>
-      <w:r>
-        <w:rPr>
-          <w:rFonts w:ascii="Calibri" w:hAnsi="Calibri" w:cs="Calibri"/>
-          <w:sz w:val="22"/>
-          <w:szCs w:val="22"/>
-          <w:lang w:val="en-GB"/>
-        </w:rPr>
-        <w:t>2015 Field technician (summer fieldwork), Kamchatgeologia, Kamchatka, Russia. Regional geological mapping at 1:200 000 scale, including traverses, outcrop description, and systematic sampling for petrography and geochemistry.</w:t>
-      </w:r>
-    </w:p>
-    <w:p>
-      <w:pPr>
-        <w:snapToGrid w:val="0"/>
-        <w:spacing w:after="0" w:line="240" w:lineRule="auto"/>
-        <w:contextualSpacing/>
-        <w:rPr>
-          <w:rFonts w:ascii="Calibri" w:hAnsi="Calibri" w:cs="Calibri"/>
-          <w:sz w:val="22"/>
-          <w:szCs w:val="22"/>
-          <w:lang w:val="en-GB"/>
-        </w:rPr>
-      </w:pPr>
-    </w:p>
-    <w:p>
-      <w:pPr>
-        <w:snapToGrid w:val="0"/>
-        <w:spacing w:after="0" w:line="240" w:lineRule="auto"/>
-        <w:ind w:right="106"/>
-        <w:contextualSpacing/>
-        <w:rPr>
-          <w:rFonts w:ascii="Calibri" w:hAnsi="Calibri" w:cs="Calibri"/>
-          <w:b/>
-          <w:bCs/>
-          <w:sz w:val="22"/>
-          <w:szCs w:val="22"/>
-          <w:lang w:val="en-GB"/>
-        </w:rPr>
-      </w:pPr>
-      <w:r>
-        <w:rPr>
-          <w:rFonts w:ascii="Calibri" w:hAnsi="Calibri" w:cs="Calibri"/>
-          <w:b/>
-          <w:bCs/>
-          <w:sz w:val="22"/>
-          <w:szCs w:val="22"/>
-          <w:lang w:val="en-GB"/>
-        </w:rPr>
-        <w:t>Research focus</w:t>
-      </w:r>
-    </w:p>
-    <w:p>
-      <w:pPr>
-        <w:snapToGrid w:val="0"/>
-        <w:spacing w:after="0" w:line="240" w:lineRule="auto"/>
-        <w:ind w:right="106"/>
-        <w:contextualSpacing/>
-        <w:rPr>
-          <w:rFonts w:ascii="Calibri" w:hAnsi="Calibri" w:cs="Calibri"/>
-          <w:sz w:val="22"/>
-          <w:szCs w:val="22"/>
-          <w:lang w:val="en-GB"/>
-        </w:rPr>
-      </w:pPr>
-      <w:r>
-        <w:rPr>
-          <w:rFonts w:ascii="Calibri" w:hAnsi="Calibri" w:cs="Calibri"/>
-          <w:sz w:val="22"/>
-          <w:szCs w:val="22"/>
-          <w:lang w:val="en-GB"/>
-        </w:rPr>
-        <w:t xml:space="preserve">Petrology and mineralogy of mafic-ultramafic and island-arc systems; melt-rock and fluid-rock interaction; origin of chromitites; PGE mineralogy from hand-sample to nanoscale, including alloys and PGE oxides; PGE/PGM cycling and mobility in melts and fluids in ultramafic rocks and layered intrusions; oxygen </w:t>
-      </w:r>
-      <w:r>
-        <w:rPr>
-          <w:rFonts w:ascii="Calibri" w:hAnsi="Calibri" w:cs="Calibri"/>
-          <w:sz w:val="22"/>
-          <w:szCs w:val="22"/>
-          <w:lang w:val="en-GB"/>
-        </w:rPr>
-        <w:lastRenderedPageBreak/>
-        <w:t>isotopes as tracers of crustal recycling and early Earth surface environments; critical minerals in the context of the energy transition.</w:t>
-      </w:r>
-    </w:p>
-    <w:p>
-      <w:pPr>
-        <w:snapToGrid w:val="0"/>
-        <w:spacing w:after="0" w:line="240" w:lineRule="auto"/>
-        <w:ind w:right="106"/>
-        <w:contextualSpacing/>
-        <w:rPr>
-          <w:rFonts w:ascii="Calibri" w:hAnsi="Calibri" w:cs="Calibri"/>
-          <w:sz w:val="22"/>
-          <w:szCs w:val="22"/>
-          <w:lang w:val="en-GB"/>
-        </w:rPr>
-      </w:pPr>
-    </w:p>
-    <w:p>
-      <w:pPr>
-        <w:snapToGrid w:val="0"/>
-        <w:spacing w:after="0" w:line="240" w:lineRule="auto"/>
-        <w:ind w:right="106"/>
-        <w:contextualSpacing/>
-        <w:rPr>
-          <w:rFonts w:ascii="Calibri" w:hAnsi="Calibri" w:cs="Calibri"/>
-          <w:sz w:val="22"/>
-          <w:szCs w:val="22"/>
-          <w:lang w:val="en-GB"/>
-        </w:rPr>
-      </w:pPr>
-      <w:r>
-        <w:rPr>
-          <w:rFonts w:ascii="Calibri" w:hAnsi="Calibri" w:cs="Calibri"/>
-          <w:b/>
-          <w:bCs/>
-          <w:sz w:val="22"/>
-          <w:szCs w:val="22"/>
-          <w:lang w:val="en-GB"/>
-        </w:rPr>
         <w:t>Teaching experience</w:t>
+      </w:r>
+    </w:p>
+    <w:p>
+      <w:pPr/>
+      <w:r>
+        <w:t>Current teaching: Cardiff University Kazakhstan. Lecturer for World of Dynamic Environments (EA3504), a 20-credit Year 1 module on dynamic Earth systems, taught through geological and environmental case studies.</w:t>
+      </w:r>
+    </w:p>
+    <w:p>
+      <w:pPr/>
+      <w:r>
+        <w:t>Current development: New field course development. Designing and building a new field course from scratch for the Kazakhstan programme, including its academic structure, field activities, and teaching materials.</w:t>
       </w:r>
     </w:p>
     <w:p>
@@ -2647,29 +2624,7 @@
     </w:p>
     <w:p>
       <w:pPr>
-        <w:rPr>
-          <w:rFonts w:ascii="Calibri" w:hAnsi="Calibri" w:cs="Calibri"/>
-          <w:b/>
-          <w:bCs/>
-          <w:sz w:val="22"/>
-          <w:szCs w:val="22"/>
-          <w:lang w:val="en-GB"/>
-        </w:rPr>
-      </w:pPr>
-      <w:r>
-        <w:rPr>
-          <w:rFonts w:ascii="Calibri" w:hAnsi="Calibri" w:cs="Calibri"/>
-          <w:b/>
-          <w:bCs/>
-          <w:sz w:val="22"/>
-          <w:szCs w:val="22"/>
-          <w:lang w:val="en-GB"/>
-        </w:rPr>
-        <w:br w:type="page"/>
-      </w:r>
-    </w:p>
-    <w:p>
-      <w:pPr>
+        <w:pageBreakBefore w:val="0"/>
         <w:snapToGrid w:val="0"/>
         <w:spacing w:after="0" w:line="240" w:lineRule="auto"/>
         <w:ind w:right="106"/>
@@ -2816,6 +2771,18 @@
           <w:lang w:val="en-GB"/>
         </w:rPr>
         <w:t xml:space="preserve"> through Os–Ir–Ru alloy oxidation. Chemical Geology, 123167. https://doi.org/10.1016/j.chemgeo.2025.123167.</w:t>
+      </w:r>
+    </w:p>
+    <w:p>
+      <w:pPr>
+        <w:pStyle w:val="ListParagraph"/>
+        <w:numPr>
+          <w:ilvl w:val="0"/>
+          <w:numId w:val="1"/>
+        </w:numPr>
+      </w:pPr>
+      <w:r>
+        <w:t>Eslami, A., Chardelin, M., O’Driscoll, B., Malvoisin, B., Evans, K., Grieco, G., Bussolesi, M. &amp; Kutyrev, A. (2026). Chromitite–mafic dike interfaces as archives of syn-kinematic fluid–rock interaction, chromium mobility and Ca-metasomatism, Nain Ophiolite, Central Iran. Journal of Petrology, egag076. https://doi.org/10.1093/petrology/egag076</w:t>
       </w:r>
     </w:p>
     <w:p>
@@ -7373,60 +7340,6 @@
           <w:lang w:val="en-GB"/>
         </w:rPr>
         <w:t>, Maier, W., Karinen, T., Barnes, S.-J., Hayes, B., Savard, D., Virtanen, V., Booth, C., Muir, D. Petrogenesis of the Akanvaara layered intrusion, Finnish Lapland. Journal of Petrology, under review.</w:t>
-      </w:r>
-    </w:p>
-    <w:p>
-      <w:pPr>
-        <w:pStyle w:val="ListParagraph"/>
-        <w:widowControl w:val="0"/>
-        <w:numPr>
-          <w:ilvl w:val="0"/>
-          <w:numId w:val="1"/>
-        </w:numPr>
-        <w:tabs>
-          <w:tab w:val="left" w:pos="426"/>
-          <w:tab w:val="left" w:pos="1040"/>
-        </w:tabs>
-        <w:autoSpaceDE w:val="0"/>
-        <w:autoSpaceDN w:val="0"/>
-        <w:snapToGrid w:val="0"/>
-        <w:spacing w:after="0" w:line="240" w:lineRule="auto"/>
-        <w:ind w:left="0" w:right="106" w:firstLine="0"/>
-        <w:rPr>
-          <w:rFonts w:ascii="Calibri" w:hAnsi="Calibri" w:cs="Calibri"/>
-          <w:sz w:val="22"/>
-          <w:szCs w:val="22"/>
-          <w:lang w:val="en-GB"/>
-        </w:rPr>
-      </w:pPr>
-      <w:r>
-        <w:rPr>
-          <w:rFonts w:ascii="Calibri" w:hAnsi="Calibri" w:cs="Calibri"/>
-          <w:sz w:val="22"/>
-          <w:szCs w:val="22"/>
-          <w:lang w:val="en-GB"/>
-        </w:rPr>
-        <w:t xml:space="preserve">Eslami, A., Chardelin, M., O’Driscoll, B., Malvoisin, B., Grieco, G., Bussolesi, M., </w:t>
-      </w:r>
-      <w:r>
-        <w:rPr>
-          <w:rFonts w:ascii="Calibri" w:hAnsi="Calibri" w:cs="Calibri"/>
-          <w:b/>
-          <w:bCs/>
-          <w:sz w:val="22"/>
-          <w:szCs w:val="22"/>
-          <w:lang w:val="en-GB"/>
-        </w:rPr>
-        <w:t>Kutyrev, A.</w:t>
-      </w:r>
-      <w:r>
-        <w:rPr>
-          <w:rFonts w:ascii="Calibri" w:hAnsi="Calibri" w:cs="Calibri"/>
-          <w:sz w:val="22"/>
-          <w:szCs w:val="22"/>
-          <w:lang w:val="en-GB"/>
-        </w:rPr>
-        <w:t xml:space="preserve"> Fluid-driven alteration in chromitite–rodingite associations from the Nain ophiolite, Central Iran: Mineralogical and microstructural constraints. Journal of Petrology, under review.</w:t>
       </w:r>
     </w:p>
     <w:p>

--- a/Kutyrev_CV_for_website.docx
+++ b/Kutyrev_CV_for_website.docx
@@ -268,7 +268,7 @@
     <w:p>
       <w:pPr/>
       <w:r>
-        <w:t>Current Lecturer in Exploration Geology, Cardiff University Kazakhstan, Astana, Kazakhstan. Research and teaching in economic and exploration geology, including layered intrusions, chromitites, platinum-group elements, critical minerals, and isotope geochemistry. Current duties combine teaching and curriculum development in the geology programme with research in economic and exploration geology. This includes delivering Year 1 teaching, developing a new field course for the Kazakhstan programme, and building field-based learning into the curriculum. I teach World of Dynamic Environments (EA3504), a 20-credit Year 1 module that uses geological and environmental case studies to introduce students to dynamic Earth systems.</w:t>
+        <w:t>Current Lecturer in Exploration Geology, Cardiff University Kazakhstan, Astana, Kazakhstan. Research and teaching in economic and exploration geology, including layered intrusions, chromitites, platinum-group elements, critical minerals, and isotope geochemistry. Current duties combine teaching and curriculum development in the geology programme with research in economic and exploration geology. This includes delivering Year 1 teaching, developing a new field course for the Kazakhstan programme, and building field-based learning into the curriculum. I teach World of Dynamic Environments (EA3504), a Year 1 module that uses geological and environmental case studies to introduce students to dynamic Earth systems. This year, I will also teach Earth Materials and fieldwork.</w:t>
       </w:r>
     </w:p>
     <w:p>
@@ -636,7 +636,7 @@
     <w:p>
       <w:pPr/>
       <w:r>
-        <w:t>Current teaching: Cardiff University Kazakhstan. Lecturer for World of Dynamic Environments (EA3504), a 20-credit Year 1 module on dynamic Earth systems, taught through geological and environmental case studies.</w:t>
+        <w:t>Current teaching: Cardiff University Kazakhstan. Lecturer for World of Dynamic Environments (EA3504), a Year 1 module on dynamic Earth systems, taught through geological and environmental case studies. This year, I will also teach Earth Materials and fieldwork.</w:t>
       </w:r>
     </w:p>
     <w:p>
